--- a/面试/简历.docx
+++ b/面试/简历.docx
@@ -30,7 +30,7 @@
                     <w:ind w:rightChars="73" w:right="153"/>
                     <w:jc w:val="left"/>
                     <w:rPr>
-                      <w:rFonts w:ascii="微软雅黑" w:hAnsi="微软雅黑"/>
+                      <w:rFonts w:ascii="微软雅黑" w:hAnsi="微软雅黑" w:hint="eastAsia"/>
                       <w:b/>
                       <w:bCs/>
                       <w:color w:val="0D0D0D" w:themeColor="text1" w:themeTint="F2"/>
@@ -209,7 +209,7 @@
                     <w:spacing w:beforeLines="25" w:before="78"/>
                     <w:ind w:rightChars="73" w:right="153" w:firstLineChars="0"/>
                     <w:rPr>
-                      <w:rFonts w:ascii="微软雅黑" w:hAnsi="微软雅黑"/>
+                      <w:rFonts w:ascii="微软雅黑" w:hAnsi="微软雅黑" w:hint="eastAsia"/>
                       <w:color w:val="0D0D0D" w:themeColor="text1" w:themeTint="F2"/>
                       <w:szCs w:val="21"/>
                     </w:rPr>
@@ -234,7 +234,7 @@
                     <w:spacing w:beforeLines="25" w:before="78"/>
                     <w:ind w:rightChars="73" w:right="153" w:firstLineChars="0"/>
                     <w:rPr>
-                      <w:rFonts w:ascii="微软雅黑" w:hAnsi="微软雅黑"/>
+                      <w:rFonts w:ascii="微软雅黑" w:hAnsi="微软雅黑" w:hint="eastAsia"/>
                       <w:color w:val="0D0D0D" w:themeColor="text1" w:themeTint="F2"/>
                       <w:szCs w:val="21"/>
                     </w:rPr>
@@ -267,7 +267,7 @@
                     <w:spacing w:beforeLines="25" w:before="78"/>
                     <w:ind w:rightChars="73" w:right="153" w:firstLineChars="0"/>
                     <w:rPr>
-                      <w:rFonts w:ascii="微软雅黑" w:hAnsi="微软雅黑"/>
+                      <w:rFonts w:ascii="微软雅黑" w:hAnsi="微软雅黑" w:hint="eastAsia"/>
                       <w:color w:val="0D0D0D" w:themeColor="text1" w:themeTint="F2"/>
                       <w:szCs w:val="21"/>
                     </w:rPr>
@@ -350,7 +350,7 @@
                     <w:spacing w:line="360" w:lineRule="exact"/>
                     <w:ind w:firstLineChars="0"/>
                     <w:rPr>
-                      <w:rFonts w:ascii="微软雅黑" w:hAnsi="微软雅黑"/>
+                      <w:rFonts w:ascii="微软雅黑" w:hAnsi="微软雅黑" w:hint="eastAsia"/>
                       <w:caps/>
                       <w:color w:val="0D0D0D" w:themeColor="text1" w:themeTint="F2"/>
                       <w:szCs w:val="21"/>
@@ -579,7 +579,7 @@
                     <w:spacing w:line="360" w:lineRule="exact"/>
                     <w:ind w:firstLineChars="0"/>
                     <w:rPr>
-                      <w:rFonts w:ascii="微软雅黑" w:hAnsi="微软雅黑"/>
+                      <w:rFonts w:ascii="微软雅黑" w:hAnsi="微软雅黑" w:hint="eastAsia"/>
                       <w:caps/>
                       <w:color w:val="0D0D0D" w:themeColor="text1" w:themeTint="F2"/>
                       <w:szCs w:val="21"/>
@@ -952,32 +952,7 @@
               <v:shape id="Text Box 26" o:spid="_x0000_s2101" type="#_x0000_t202" style="position:absolute;left:655;top:3892;width:1444;height:518;visibility:visible;mso-wrap-style:square;v-text-anchor:top" o:gfxdata="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" filled="f" stroked="f">
                 <o:lock v:ext="edit" rotation="t"/>
                 <v:textbox>
-                  <w:txbxContent>
-                    <w:p>
-                      <w:pPr>
-                        <w:pStyle w:val="Style5"/>
-                        <w:adjustRightInd w:val="0"/>
-                        <w:snapToGrid w:val="0"/>
-                        <w:ind w:firstLineChars="0" w:firstLine="0"/>
-                        <w:rPr>
-                          <w:rFonts w:hint="eastAsia"/>
-                          <w:color w:val="3F434E"/>
-                          <w:sz w:val="20"/>
-                          <w:szCs w:val="21"/>
-                        </w:rPr>
-                      </w:pPr>
-                      <w:r>
-                        <w:rPr>
-                          <w:rFonts w:hint="eastAsia"/>
-                          <w:b/>
-                          <w:color w:val="FFFFFF"/>
-                          <w:sz w:val="24"/>
-                          <w:szCs w:val="24"/>
-                        </w:rPr>
-                        <w:t>获奖经历</w:t>
-                      </w:r>
-                    </w:p>
-                  </w:txbxContent>
+                  <w:txbxContent/>
                 </v:textbox>
               </v:shape>
             </v:group>
@@ -1022,6 +997,16 @@
                           <w:szCs w:val="24"/>
                         </w:rPr>
                         <w:t>个人技能</w:t>
+                      </w:r>
+                      <w:r>
+                        <w:rPr>
+                          <w:rFonts w:hint="eastAsia"/>
+                          <w:b/>
+                          <w:color w:val="FFFFFF"/>
+                          <w:sz w:val="24"/>
+                          <w:szCs w:val="24"/>
+                        </w:rPr>
+                        <w:t>获奖经历</w:t>
                       </w:r>
                     </w:p>
                   </w:txbxContent>
